--- a/ky/discovery-articles/7.7 Блокчейн.docx
+++ b/ky/discovery-articles/7.7 Блокчейн.docx
@@ -4,564 +4,374 @@
   <w:body>
     <w:p>
       <w:pPr>
-        <w:keepNext/>
-        <w:spacing w:before="280" w:after="120"/>
+        <w:pStyle w:val="Title"/>
+        <w:widowControl/>
       </w:pPr>
       <w:r>
-        <w:rPr>
-          <w:rFonts w:ascii="Calibri" w:hAnsi="Calibri" w:eastAsia="Calibri"/>
-          <w:b/>
-          <w:i w:val="0"/>
-          <w:color w:val="004E8C"/>
-          <w:sz w:val="44"/>
-        </w:rPr>
         <w:t>7.7 Блокчейн</w:t>
       </w:r>
     </w:p>
     <w:p>
       <w:pPr>
-        <w:spacing w:after="80"/>
+        <w:keepNext/>
+        <w:widowControl/>
       </w:pPr>
       <w:r>
         <w:rPr>
-          <w:rFonts w:ascii="Calibri" w:hAnsi="Calibri" w:eastAsia="Calibri"/>
-          <w:b w:val="0"/>
-          <w:i/>
-          <w:color w:val="505050"/>
-          <w:sz w:val="22"/>
+          <w:sz w:val="20"/>
         </w:rPr>
-        <w:t>7. Өнүгүп келе жаткан жана түп-тамырынан өзгөртүүчү технологиялар</w:t>
-      </w:r>
-    </w:p>
-    <w:p>
-      <w:pPr>
-        <w:spacing w:after="200"/>
-      </w:pPr>
-      <w:r>
-        <w:rPr>
-          <w:rFonts w:ascii="Calibri" w:hAnsi="Calibri" w:eastAsia="Calibri"/>
-          <w:b w:val="0"/>
-          <w:i/>
-          <w:sz w:val="22"/>
-        </w:rPr>
-        <w:t>Мезгил: 2008-жыл (Bitcoin баяндамасы); 2015-жыл (Ethereum акылдуу келишимдери) | Негизги өкүлдөр: Сатоши Накамото (жашыруун ат); Виталик Бутерин (Ethereum)</w:t>
-      </w:r>
-    </w:p>
-    <w:p>
-      <w:pPr>
-        <w:spacing w:after="160" w:line="276" w:lineRule="auto"/>
-      </w:pPr>
-      <w:r>
-        <w:rPr>
-          <w:rFonts w:ascii="Calibri" w:hAnsi="Calibri" w:eastAsia="Calibri"/>
-          <w:b w:val="0"/>
-          <w:i w:val="0"/>
-          <w:sz w:val="22"/>
-        </w:rPr>
-        <w:t>Блокчейн — барактарынын ордун блоктор ээлеген жалпы санарип эсеп-кысап китеби. Блоктор криптографиялык ыкма менен чынжыр болуп байланышкандыктан, мурдагы жазууларды өзгөртүү өтө кыйын. Ал Bitcoin'дин негизи катары белгилүү болуп, кийин башка маалыматтарды сактоо үчүн да сынала баштады.</w:t>
+        <w:t>7. Дүйнөнү өзгөрткөн жаңы технологиялар</w:t>
       </w:r>
     </w:p>
     <w:p>
       <w:pPr>
         <w:keepNext/>
-        <w:spacing w:before="240" w:after="120"/>
+        <w:widowControl/>
       </w:pPr>
       <w:r>
         <w:rPr>
-          <w:rFonts w:ascii="Calibri" w:hAnsi="Calibri" w:eastAsia="Calibri"/>
-          <w:b/>
-          <w:i w:val="0"/>
-          <w:color w:val="004E8C"/>
-          <w:sz w:val="28"/>
+          <w:sz w:val="20"/>
         </w:rPr>
-        <w:t>Негизги фактылар</w:t>
+        <w:t>Мезгил: 2008-жыл — Bitcoin тууралуу концепциялык макала; 2015-жыл — Ethereum акылдуу келишимдери | Негизги салым кошкондор: Сатоши Накамото — жашыруун ат; Виталик Бутерин — Ethereum</w:t>
+      </w:r>
+    </w:p>
+    <w:p>
+      <w:pPr>
+        <w:widowControl/>
+      </w:pPr>
+      <w:r>
+        <w:t>Блокчейн — жалпы пайдаланылуучу санарип каттоо журналы. Анын бөлүктөрү, башкача айтканда блоктору, криптографиялык жол менен чынжырланып, мурдагы жазууларды өзгөртүүнү өтө кыйын кылат. Ал Bitcoin системасынын негизи катары белгилүү болуп, кийин башка маалыматтарды каттоо үчүн да сынала баштады.</w:t>
+      </w:r>
+    </w:p>
+    <w:p>
+      <w:pPr>
+        <w:pStyle w:val="Heading1"/>
+        <w:widowControl/>
+      </w:pPr>
+      <w:r>
+        <w:t>Негизги маалыматтар</w:t>
       </w:r>
     </w:p>
     <w:p>
       <w:pPr>
         <w:pStyle w:val="ListBullet"/>
+        <w:widowControl/>
       </w:pPr>
       <w:r>
-        <w:rPr>
-          <w:rFonts w:ascii="Calibri" w:hAnsi="Calibri" w:eastAsia="Calibri"/>
-          <w:b w:val="0"/>
-          <w:i w:val="0"/>
-          <w:sz w:val="22"/>
-        </w:rPr>
-        <w:t>Стюарт Хабер менен У. Скотт Сторнетта 1991-жылы убакыт белгиси коюлуп, бири-бирине байланышкан санарип жазуулар ыкмасын жарыялаган</w:t>
+        <w:t>Стюарт Хабер менен У. Скотт Сторнетта 1991-жылы убакыт белгилерин өз ара байланыштырып каттоо ыкмасын жарыялашкан.</w:t>
       </w:r>
     </w:p>
     <w:p>
       <w:pPr>
         <w:pStyle w:val="ListBullet"/>
+        <w:widowControl/>
       </w:pPr>
       <w:r>
-        <w:rPr>
-          <w:rFonts w:ascii="Calibri" w:hAnsi="Calibri" w:eastAsia="Calibri"/>
-          <w:b w:val="0"/>
-          <w:i w:val="0"/>
-          <w:sz w:val="22"/>
-        </w:rPr>
-        <w:t>Сатоши Накамотонун 2008-жылкы Bitcoin баяндамасы блоктор чынжырын банксыз жалпы чечимге келүү ыкмасы менен бириктирген</w:t>
+        <w:t>Сатоши Накамотонун 2008-жылкы Bitcoin макаласы блок чынжырын банксыз макулдашуу ыкмасы менен бириктирген.</w:t>
       </w:r>
     </w:p>
     <w:p>
       <w:pPr>
         <w:pStyle w:val="ListBullet"/>
+        <w:widowControl/>
       </w:pPr>
       <w:r>
-        <w:rPr>
-          <w:rFonts w:ascii="Calibri" w:hAnsi="Calibri" w:eastAsia="Calibri"/>
-          <w:b w:val="0"/>
-          <w:i w:val="0"/>
-          <w:sz w:val="22"/>
-        </w:rPr>
-        <w:t>Хэш — маалыматтын санарип манжа изи; маалымат өзгөрсө, анын изи да өзгөрөт</w:t>
+        <w:t>Хеш — маалыматтын санарип «манжа изи»; маалымат өзгөрсө, анын изи да өзгөрөт.</w:t>
       </w:r>
     </w:p>
     <w:p>
       <w:pPr>
         <w:pStyle w:val="ListBullet"/>
+        <w:widowControl/>
       </w:pPr>
       <w:r>
-        <w:rPr>
-          <w:rFonts w:ascii="Calibri" w:hAnsi="Calibri" w:eastAsia="Calibri"/>
-          <w:b w:val="0"/>
-          <w:i w:val="0"/>
-          <w:sz w:val="22"/>
-        </w:rPr>
-        <w:t>Айрым блокчейндердин өтө көп энергия сарпташы олуттуу кемчилик болуп саналат</w:t>
+        <w:t>Айрым блокчейндердин энергияны көп сарпташы олуттуу кемчилик болуп саналат.</w:t>
       </w:r>
     </w:p>
     <w:p>
       <w:pPr>
         <w:pStyle w:val="ListBullet"/>
+        <w:widowControl/>
       </w:pPr>
       <w:r>
-        <w:rPr>
-          <w:rFonts w:ascii="Calibri" w:hAnsi="Calibri" w:eastAsia="Calibri"/>
-          <w:b w:val="0"/>
-          <w:i w:val="0"/>
-          <w:sz w:val="22"/>
-        </w:rPr>
-        <w:t>Ар бир маалымат базасына блокчейн керек эмес: ал ишенимге байланышкан айрым маселелерге ылайык, баарына эмес</w:t>
+        <w:t>Ар бир маалымат базасына блокчейн керек эмес: ал ишенимге байланышкан айрым маселелерди чечет, баарын эмес.</w:t>
       </w:r>
     </w:p>
     <w:p>
       <w:pPr>
-        <w:keepNext/>
-        <w:spacing w:before="240" w:after="120"/>
+        <w:pStyle w:val="Heading1"/>
+        <w:widowControl/>
       </w:pPr>
       <w:r>
-        <w:rPr>
-          <w:rFonts w:ascii="Calibri" w:hAnsi="Calibri" w:eastAsia="Calibri"/>
-          <w:b/>
-          <w:i w:val="0"/>
-          <w:color w:val="004E8C"/>
-          <w:sz w:val="28"/>
-        </w:rPr>
-        <w:t>Бул эмне</w:t>
+        <w:t>Бул эмне?</w:t>
       </w:r>
     </w:p>
     <w:p>
       <w:pPr>
-        <w:spacing w:after="160" w:line="276" w:lineRule="auto"/>
+        <w:widowControl/>
       </w:pPr>
       <w:r>
-        <w:rPr>
-          <w:rFonts w:ascii="Calibri" w:hAnsi="Calibri" w:eastAsia="Calibri"/>
-          <w:b w:val="0"/>
-          <w:i w:val="0"/>
-          <w:sz w:val="22"/>
-        </w:rPr>
-        <w:t>Блокчейн — блокторго топтолгон жазуулардын тизмеги; ар бир блок өзүнөн мурунку блоктун криптографиялык хэшин, башкача айтканда санарип манжа изин камтыйт. Эски блок өзгөртүлсө, издердин чынжыры бузулат. Ачык криптовалюта тармактарында көптөгөн компьютер көчүрмөнү сактап, кийинки блок боюнча бир пикирге келүү эрежелерин — консенсусту — аткарат. Реестр же леджер жөн гана эсеп-кысап китеби. Жаңылык — бир кызматкер башкарбастан, бири-бирин тааныбаган көп адам бөлүшө алган эсеп китебинде.</w:t>
+        <w:t>Блокчейнде жазуулар блокторго бириктирилип, ар бир блок мурункусунун криптографиялык хешин — санарип изин — камтыйт. Эски блок өзгөрсө, издердин байланышы бузулат. Ачык криптовалюта тармактарында көп компьютер журналдын көчүрмөсүн сактайт жана кийинки блокту кабыл алуу үчүн жалпы эрежелерди, башкача айтканда консенсусту, колдонот. Каттоо журналы — жөн гана эсеп жазууларынын китеби. Жаңылык — бири-бирин тааныбаган адамдар аны бир борбордук каттоочусуз чогуу жүргүзө алганында.</w:t>
       </w:r>
     </w:p>
     <w:p>
       <w:pPr>
-        <w:keepNext/>
-        <w:spacing w:before="240" w:after="120"/>
+        <w:pStyle w:val="Heading1"/>
+        <w:widowControl/>
       </w:pPr>
       <w:r>
-        <w:rPr>
-          <w:rFonts w:ascii="Calibri" w:hAnsi="Calibri" w:eastAsia="Calibri"/>
-          <w:b/>
-          <w:i w:val="0"/>
-          <w:color w:val="004E8C"/>
-          <w:sz w:val="28"/>
-        </w:rPr>
-        <w:t>Аны ким ачкан же ойлоп тапкан</w:t>
+        <w:t xml:space="preserve">Ким ойлоп тапкан</w:t>
       </w:r>
     </w:p>
     <w:p>
       <w:pPr>
-        <w:spacing w:after="160" w:line="276" w:lineRule="auto"/>
+        <w:widowControl/>
       </w:pPr>
       <w:r>
-        <w:rPr>
-          <w:rFonts w:ascii="Calibri" w:hAnsi="Calibri" w:eastAsia="Calibri"/>
-          <w:b w:val="0"/>
-          <w:i w:val="0"/>
-          <w:sz w:val="22"/>
-        </w:rPr>
-        <w:t>Хабер менен Сторнеттанын документке убакыт белгисин коюу боюнча эмгеги блокчейндин маанилүү башаты болгон. 2008-жылы Сатоши Накамото деген ат колдонгон адам же топ Bitcoin: A Peer-to-Peer Electronic Cash System баяндамасын жарыялап, 2009-жылы тармакты ишке киргизген. Алар хэштер чынжырын катышуучуларды кызыктырган сый акы жана «иш аткарылганын далилдөө» консенсус эрежеси менен бириктирген. Сатошинин чыныгы ким экени белгисиз. Кийинки иштеп чыгуучулар консенсустун башка жолдорун жана жаңы колдонмолорду сунуштады.</w:t>
+        <w:t>Хабер менен Сторнеттанын документтерге убакыт белгисин коюу иши маанилүү башат болгон. 2008-жылы Сатоши Накамото деген атты колдонгон адам же топ «Bitcoin: тең укуктуу катышуучулардын электрондук акча системасы» аттуу макала жарыялап, 2009-жылы тармакты иштеткен. Алар хештердин чынжырын экономикалык кызыктыруу жана эсептөө иши аткарылганын далилдөөгө негизделген макулдашуу эрежеси менен бириктирген. Накамотонун ким экени белгисиз. Кийинки иштеп чыгуучулар башка макулдашуу ыкмаларын жана колдонмолорду сунушташкан.</w:t>
       </w:r>
     </w:p>
     <w:p>
       <w:pPr>
-        <w:keepNext/>
-        <w:spacing w:before="240" w:after="120"/>
+        <w:pStyle w:val="Heading1"/>
+        <w:widowControl/>
       </w:pPr>
       <w:r>
-        <w:rPr>
-          <w:rFonts w:ascii="Calibri" w:hAnsi="Calibri" w:eastAsia="Calibri"/>
-          <w:b/>
-          <w:i w:val="0"/>
-          <w:color w:val="004E8C"/>
-          <w:sz w:val="28"/>
-        </w:rPr>
-        <w:t>Качан жана кантип пайда болгон</w:t>
+        <w:t>Качан жана кантип пайда болгон?</w:t>
       </w:r>
     </w:p>
     <w:p>
       <w:pPr>
-        <w:spacing w:after="160" w:line="276" w:lineRule="auto"/>
+        <w:widowControl/>
       </w:pPr>
       <w:r>
-        <w:rPr>
-          <w:rFonts w:ascii="Calibri" w:hAnsi="Calibri" w:eastAsia="Calibri"/>
-          <w:b w:val="0"/>
-          <w:i w:val="0"/>
-          <w:sz w:val="22"/>
-        </w:rPr>
-        <w:t>Баяндама 2008-жылдагы каржы каатчылыгынан кийин, ортомчу мекемелерге ишеним азайган учурда жарык көргөн, бирок анын техникалык бөлүктөрү андан мурда эле бар болчу. Кеңири жеткиликтүү криптография жана тең укуктуу компьютерлер тармагы негиз түздү. Bitcoin борбордук башкаруучусу жок санарип акча системасы жылдар бою иштей аларын көрсөттү. Андан соң алып-сатарлык, кылмыштуу колдонуу жана чыныгы тажрыйбалар катар өнүктү. Идея алгачкы криптовалютанын чегинен чыкты.</w:t>
+        <w:t>Макала 2008-жылкы каржы кризисинен кийин, ортомчуларга ишенбөө күчөгөн учурда чыккан, бирок техникалык бөлүктөрү мурда эле бар болчу. Кеңири жеткиликтүү криптография жана тең укуктуу компьютерлердин тармактары шарт түздү. Bitcoin борбордон башкарылбаган санарип акча жылдар бою иштей аларын көрсөттү. Андан кийин алып-сатарлык, кылмыш жана чыныгы тажрыйбалар катар келди. Идея алгачкы монетанын чегинен чыкты.</w:t>
       </w:r>
     </w:p>
     <w:p>
       <w:pPr>
-        <w:keepNext/>
-        <w:spacing w:before="240" w:after="120"/>
+        <w:pStyle w:val="Heading1"/>
+        <w:widowControl/>
       </w:pPr>
       <w:r>
-        <w:rPr>
-          <w:rFonts w:ascii="Calibri" w:hAnsi="Calibri" w:eastAsia="Calibri"/>
-          <w:b/>
-          <w:i w:val="0"/>
-          <w:color w:val="004E8C"/>
-          <w:sz w:val="28"/>
-        </w:rPr>
-        <w:t>Илимий жактан мааниси</w:t>
+        <w:t>Илим үчүн мааниси</w:t>
       </w:r>
     </w:p>
     <w:p>
       <w:pPr>
-        <w:spacing w:after="160" w:line="276" w:lineRule="auto"/>
+        <w:widowControl/>
       </w:pPr>
       <w:r>
-        <w:rPr>
-          <w:rFonts w:ascii="Calibri" w:hAnsi="Calibri" w:eastAsia="Calibri"/>
-          <w:b w:val="0"/>
-          <w:i w:val="0"/>
-          <w:sz w:val="22"/>
-        </w:rPr>
-        <w:t>Блокчейн бүтүмдөрдүн жалпыга ачык, текшерүүгө мүмкүн болгон тарыхын түздү. Бул колдонмо криптография менен бөлүштүрүлгөн системалардын айкалышы. Ошол эле учурда айрым долбоорлордун баасын да көрсөттү: «иш аткарылганын далилдөө» ыкмасы өтө көп электр сарптайт. Илим үчүн эң кызык суроо — ишенимди кайсы учурда мекеменин ордуна математика камсыздай алат? Чынчыл жооп: кээ бир учурда гана, анын да өз баасы бар.</w:t>
+        <w:t>Блокчейн төлөмдөрдүн жалпыга ачык, текшериле турган тарыхын түздү. Ал криптография менен бөлүштүрүлгөн системалардын колдонмосу. Ошол эле учурда айрым түзүлүштөрдүн баасын көрсөттү: эсептөө ишин далилдөө ыкмасы көп электр керектейт. Илимий суроо ишенимге байланыштуу: математика мекеменин милдетин качан аткара алат? Жооп — айрым шарттарда, бирок чыгымсыз эмес.</w:t>
       </w:r>
     </w:p>
     <w:p>
       <w:pPr>
-        <w:keepNext/>
-        <w:spacing w:before="240" w:after="120"/>
+        <w:pStyle w:val="Heading1"/>
+        <w:widowControl/>
       </w:pPr>
       <w:r>
-        <w:rPr>
-          <w:rFonts w:ascii="Calibri" w:hAnsi="Calibri" w:eastAsia="Calibri"/>
-          <w:b/>
-          <w:i w:val="0"/>
-          <w:color w:val="004E8C"/>
-          <w:sz w:val="28"/>
-        </w:rPr>
-        <w:t>Кийинки өнүгүүлөргө тийгизген таасири</w:t>
+        <w:t>Кийинки өнүгүүгө тийгизген таасири</w:t>
       </w:r>
     </w:p>
     <w:p>
       <w:pPr>
-        <w:spacing w:after="160" w:line="276" w:lineRule="auto"/>
+        <w:widowControl/>
       </w:pPr>
       <w:r>
-        <w:rPr>
-          <w:rFonts w:ascii="Calibri" w:hAnsi="Calibri" w:eastAsia="Calibri"/>
-          <w:b w:val="0"/>
-          <w:i w:val="0"/>
-          <w:sz w:val="22"/>
-        </w:rPr>
-        <w:t>Башка криптовалюталар, чынжырда сакталган программалар — акылдуу келишимдер — жана товар жеткирүү же күбөлүктөр үчүн тажрыйбалык реестрлер пайда болду. Көп долбоор ишке ашкан жок же башынан эле зарыл эмес болчу. Банктар менен өкмөттөр башка түзүлүшкө негизделген ири көлөмдөгү санарип акчаны сынады. Жөнгө салуу, энергия керектөө жана кайсы маселеге чынжыр чындап керек экенин тактоо дагы эле уланууда.</w:t>
+        <w:t>Андан кийин башка криптовалюталар, чынжырда сакталган программалар — акылдуу келишимдер — жана жеткирүү чынжырлары же күбөлүктөр үчүн тажрыйбалык реестрлер пайда болду. Көп долбоорлор ишке ашкан жок же керексиз болуп чыкты. Банктар менен өкмөттөр башка түзүлүштөрдөгү ири эсептешүүлөргө арналган санарип акчаны сынашты. Жөнгө салуу, энергия жана кайсы маселеге чындап блокчейн керек экенин аныктоо дагы эле талкууланууда.</w:t>
       </w:r>
     </w:p>
     <w:p>
       <w:pPr>
-        <w:keepNext/>
-        <w:spacing w:before="240" w:after="120"/>
+        <w:pStyle w:val="Heading1"/>
+        <w:widowControl/>
       </w:pPr>
       <w:r>
-        <w:rPr>
-          <w:rFonts w:ascii="Calibri" w:hAnsi="Calibri" w:eastAsia="Calibri"/>
-          <w:b/>
-          <w:i w:val="0"/>
-          <w:color w:val="004E8C"/>
-          <w:sz w:val="28"/>
-        </w:rPr>
-        <w:t>Адамдардын жашоосун кантип өзгөрткөн</w:t>
+        <w:t>Адамдардын жашоосун кантип өзгөрткөн?</w:t>
       </w:r>
     </w:p>
     <w:p>
       <w:pPr>
-        <w:spacing w:after="160" w:line="276" w:lineRule="auto"/>
+        <w:widowControl/>
       </w:pPr>
       <w:r>
-        <w:rPr>
-          <w:rFonts w:ascii="Calibri" w:hAnsi="Calibri" w:eastAsia="Calibri"/>
-          <w:b w:val="0"/>
-          <w:i w:val="0"/>
-          <w:sz w:val="22"/>
-        </w:rPr>
-        <w:t>Айрым адамдар салттуу банксыз эле каражатты чек арадан өткөрө алды; башкалары алдамчылык жана баанын кескин өзгөрүшүнөн топтогон акчасын жоготту. Коом акча, энергия жана каржылык алдамчылык тууралуу чоң талкууга кирди. Айрым сүрөтчүлөр менен мекемелер блокчейнди санарип нотариус катары колдонду. Чыныгы өнүгүү бул идея зыянды азайткан жерде колдонулганда гана болот; жөн гана татаалдык кошкон жерде эмес.</w:t>
+        <w:t>Айрым адамдар салттуу банксыз чек арадан акча которуунун жолуна ээ болушту. Башкалары алдамчылыктан же баанын кескин өзгөрүшүнөн аманаттарын жоготту. Коомдо акча, энергия жана алдамчылык тууралуу талкуу күчөдү. Айрым сүрөтчүлөр менен мекемелер блокчейнди жазуунун аныктыгын күбөлөндүрүү үчүн колдонушту. Пайда бул ыкма жөн гана татаалдык кошпой, чындап зыянды азайткан жерде колдонулганда болот.</w:t>
       </w:r>
     </w:p>
     <w:p>
       <w:pPr>
-        <w:keepNext/>
-        <w:spacing w:before="240" w:after="120"/>
+        <w:pStyle w:val="Heading1"/>
+        <w:widowControl/>
       </w:pPr>
       <w:r>
-        <w:rPr>
-          <w:rFonts w:ascii="Calibri" w:hAnsi="Calibri" w:eastAsia="Calibri"/>
-          <w:b/>
-          <w:i w:val="0"/>
-          <w:color w:val="004E8C"/>
-          <w:sz w:val="28"/>
-        </w:rPr>
-        <w:t>Булактар жана шилтемелер</w:t>
+        <w:t>Булактар жана кошумча окуу</w:t>
       </w:r>
     </w:p>
     <w:p>
       <w:pPr>
-        <w:keepNext/>
-        <w:spacing w:before="240" w:after="120"/>
+        <w:pStyle w:val="Heading2"/>
+        <w:widowControl/>
       </w:pPr>
       <w:r>
         <w:rPr>
-          <w:rFonts w:ascii="Calibri" w:hAnsi="Calibri" w:eastAsia="Calibri"/>
-          <w:b/>
-          <w:i w:val="0"/>
-          <w:color w:val="004E8C"/>
-          <w:sz w:val="24"/>
+          <w:sz w:val="20"/>
         </w:rPr>
-        <w:t>B. Рецензияланган макалалар жана түп нуска илимий эмгектер</w:t>
+        <w:t>Адистердин кароосунан өткөн жана баштапкы илимий макалалар</w:t>
       </w:r>
     </w:p>
     <w:p>
       <w:pPr>
-        <w:spacing w:after="80"/>
-        <w:ind w:left="360"/>
+        <w:widowControl/>
       </w:pPr>
       <w:r>
         <w:rPr>
-          <w:rFonts w:ascii="Calibri" w:hAnsi="Calibri" w:eastAsia="Calibri"/>
-          <w:b w:val="0"/>
-          <w:i w:val="0"/>
-          <w:sz w:val="22"/>
+          <w:sz w:val="20"/>
         </w:rPr>
-        <w:t>1. Nakamoto, Satoshi. «Bitcoin: A Peer-to-Peer Electronic Cash System». 2008.</w:t>
-      </w:r>
-      <w:r>
-        <w:rPr>
-          <w:rFonts w:ascii="Calibri" w:hAnsi="Calibri" w:eastAsia="Calibri"/>
-          <w:b w:val="0"/>
-          <w:i w:val="0"/>
-          <w:sz w:val="22"/>
-        </w:rPr>
-        <w:t xml:space="preserve"> </w:t>
+        <w:t xml:space="preserve">1. Nakamoto, Satoshi. 'Bitcoin: A Peer-to-Peer Electronic Cash System.' 2008. </w:t>
       </w:r>
       <w:hyperlink r:id="rId9">
         <w:r>
           <w:rPr>
-            <w:rFonts w:ascii="Calibri" w:hAnsi="Calibri" w:eastAsia="Calibri"/>
-            <w:b w:val="0"/>
-            <w:i w:val="0"/>
-            <w:sz w:val="22"/>
-            <w:color w:val="0563C1"/>
-            <w:u w:val="single"/>
+            <w:sz w:val="20"/>
           </w:rPr>
           <w:t>https://bitcoin.org/bitcoin.pdf</w:t>
         </w:r>
       </w:hyperlink>
-    </w:p>
-    <w:p>
-      <w:pPr>
-        <w:spacing w:after="80"/>
-        <w:ind w:left="360"/>
-      </w:pPr>
       <w:r>
         <w:rPr>
-          <w:rFonts w:ascii="Calibri" w:hAnsi="Calibri" w:eastAsia="Calibri"/>
-          <w:b w:val="0"/>
-          <w:i w:val="0"/>
-          <w:sz w:val="22"/>
+          <w:sz w:val="20"/>
         </w:rPr>
-        <w:t>2. Haber, Stuart, and W. Scott Stornetta. «How to Time-Stamp a Digital Document». Journal of Cryptology 3 (1991): 99–111.</w:t>
       </w:r>
     </w:p>
     <w:p>
       <w:pPr>
-        <w:keepNext/>
-        <w:spacing w:before="240" w:after="120"/>
+        <w:widowControl/>
       </w:pPr>
       <w:r>
         <w:rPr>
-          <w:rFonts w:ascii="Calibri" w:hAnsi="Calibri" w:eastAsia="Calibri"/>
-          <w:b/>
-          <w:i w:val="0"/>
-          <w:color w:val="004E8C"/>
-          <w:sz w:val="24"/>
+          <w:sz w:val="20"/>
         </w:rPr>
-        <w:t>C. Мекемелердин материалдары жана энциклопедиялык булактар</w:t>
+        <w:t>2. Haber, Stuart, and W. Scott Stornetta. 'How to Time-Stamp a Digital Document.' Journal of Cryptology 3 (1991): 99–111.</w:t>
       </w:r>
     </w:p>
     <w:p>
       <w:pPr>
-        <w:spacing w:after="80"/>
-        <w:ind w:left="360"/>
+        <w:pStyle w:val="Heading2"/>
+        <w:widowControl/>
       </w:pPr>
       <w:r>
         <w:rPr>
-          <w:rFonts w:ascii="Calibri" w:hAnsi="Calibri" w:eastAsia="Calibri"/>
-          <w:b w:val="0"/>
-          <w:i w:val="0"/>
-          <w:sz w:val="22"/>
+          <w:sz w:val="20"/>
         </w:rPr>
-        <w:t>1. Encyclopaedia Britannica. «Блокчейн».</w:t>
+        <w:t>Уюмдардын жана энциклопедиялардын материалдары</w:t>
       </w:r>
+    </w:p>
+    <w:p>
+      <w:pPr>
+        <w:widowControl/>
+      </w:pPr>
       <w:r>
         <w:rPr>
-          <w:rFonts w:ascii="Calibri" w:hAnsi="Calibri" w:eastAsia="Calibri"/>
-          <w:b w:val="0"/>
-          <w:i w:val="0"/>
-          <w:sz w:val="22"/>
+          <w:sz w:val="20"/>
         </w:rPr>
-        <w:t xml:space="preserve"> </w:t>
+        <w:t xml:space="preserve">1. Encyclopaedia Britannica. 'Blockchain.' </w:t>
       </w:r>
       <w:hyperlink r:id="rId10">
         <w:r>
           <w:rPr>
-            <w:rFonts w:ascii="Calibri" w:hAnsi="Calibri" w:eastAsia="Calibri"/>
-            <w:b w:val="0"/>
-            <w:i w:val="0"/>
-            <w:sz w:val="22"/>
-            <w:color w:val="0563C1"/>
-            <w:u w:val="single"/>
+            <w:sz w:val="20"/>
           </w:rPr>
           <w:t>https://www.britannica.com/money/blockchain</w:t>
         </w:r>
       </w:hyperlink>
+      <w:r>
+        <w:rPr>
+          <w:sz w:val="20"/>
+        </w:rPr>
+      </w:r>
     </w:p>
     <w:p>
       <w:pPr>
-        <w:spacing w:after="80"/>
-        <w:ind w:left="360"/>
+        <w:widowControl/>
       </w:pPr>
       <w:r>
         <w:rPr>
-          <w:rFonts w:ascii="Calibri" w:hAnsi="Calibri" w:eastAsia="Calibri"/>
-          <w:b w:val="0"/>
-          <w:i w:val="0"/>
-          <w:sz w:val="22"/>
+          <w:sz w:val="20"/>
         </w:rPr>
-        <w:t>2. NIST. Блокчейн технологиясына сереп (NISTIR 8202).</w:t>
-      </w:r>
-      <w:r>
-        <w:rPr>
-          <w:rFonts w:ascii="Calibri" w:hAnsi="Calibri" w:eastAsia="Calibri"/>
-          <w:b w:val="0"/>
-          <w:i w:val="0"/>
-          <w:sz w:val="22"/>
-        </w:rPr>
-        <w:t xml:space="preserve"> </w:t>
+        <w:t xml:space="preserve">2. NIST. Blockchain technology overview (NISTIR 8202). </w:t>
       </w:r>
       <w:hyperlink r:id="rId11">
         <w:r>
           <w:rPr>
-            <w:rFonts w:ascii="Calibri" w:hAnsi="Calibri" w:eastAsia="Calibri"/>
-            <w:b w:val="0"/>
-            <w:i w:val="0"/>
-            <w:sz w:val="22"/>
-            <w:color w:val="0563C1"/>
-            <w:u w:val="single"/>
+            <w:sz w:val="20"/>
           </w:rPr>
           <w:t>https://csrc.nist.gov/publications/detail/nistir/8202/final</w:t>
         </w:r>
       </w:hyperlink>
-    </w:p>
-    <w:p>
-      <w:pPr>
-        <w:keepNext/>
-        <w:spacing w:before="240" w:after="120"/>
-      </w:pPr>
       <w:r>
         <w:rPr>
-          <w:rFonts w:ascii="Calibri" w:hAnsi="Calibri" w:eastAsia="Calibri"/>
-          <w:b/>
-          <w:i w:val="0"/>
-          <w:color w:val="004E8C"/>
-          <w:sz w:val="24"/>
+          <w:sz w:val="20"/>
         </w:rPr>
-        <w:t>F. Онлайн лекциялар жана билим берүүчү сериялар</w:t>
       </w:r>
     </w:p>
     <w:p>
       <w:pPr>
-        <w:spacing w:after="80"/>
-        <w:ind w:left="360"/>
+        <w:pStyle w:val="Heading2"/>
+        <w:widowControl/>
       </w:pPr>
       <w:r>
         <w:rPr>
-          <w:rFonts w:ascii="Calibri" w:hAnsi="Calibri" w:eastAsia="Calibri"/>
-          <w:b w:val="0"/>
-          <w:i w:val="0"/>
-          <w:sz w:val="22"/>
+          <w:sz w:val="20"/>
         </w:rPr>
-        <w:t>1. MIT OpenCourseWare. «Blockchain and Money» (Gary Gensler), 2018.</w:t>
+        <w:t>Онлайн лекциялар жана билим берүү топтомдору</w:t>
       </w:r>
+    </w:p>
+    <w:p>
+      <w:pPr>
+        <w:widowControl/>
+      </w:pPr>
       <w:r>
         <w:rPr>
-          <w:rFonts w:ascii="Calibri" w:hAnsi="Calibri" w:eastAsia="Calibri"/>
-          <w:b w:val="0"/>
-          <w:i w:val="0"/>
-          <w:sz w:val="22"/>
+          <w:sz w:val="20"/>
         </w:rPr>
-        <w:t xml:space="preserve"> </w:t>
+        <w:t xml:space="preserve">1. MIT OpenCourseWare. 'Blockchain and Money' (Gary Gensler), 2018. </w:t>
       </w:r>
       <w:hyperlink r:id="rId12">
         <w:r>
           <w:rPr>
-            <w:rFonts w:ascii="Calibri" w:hAnsi="Calibri" w:eastAsia="Calibri"/>
-            <w:b w:val="0"/>
-            <w:i w:val="0"/>
-            <w:sz w:val="22"/>
-            <w:color w:val="0563C1"/>
-            <w:u w:val="single"/>
+            <w:sz w:val="20"/>
           </w:rPr>
           <w:t>https://ocw.mit.edu/courses/15-s12-blockchain-and-money-fall-2018/</w:t>
         </w:r>
       </w:hyperlink>
+      <w:r>
+        <w:rPr>
+          <w:sz w:val="20"/>
+        </w:rPr>
+      </w:r>
     </w:p>
     <w:sectPr>
-      <w:pgSz w:w="12240" w:h="15840"/>
-      <w:pgMar w:top="1296" w:right="1440" w:bottom="1296" w:left="1440" w:header="720" w:footer="720" w:gutter="0"/>
+      <w:footerReference w:type="default" r:id="rId13"/>
+      <w:pgSz w:w="11906" w:h="16838"/>
+      <w:pgMar w:top="1020" w:right="1134" w:bottom="1020" w:left="1134" w:header="720" w:footer="720" w:gutter="0"/>
       <w:cols w:space="720"/>
       <w:docGrid w:linePitch="360"/>
     </w:sectPr>
   </w:body>
 </w:document>
+</file>
+
+<file path=word/footer1.xml><?xml version="1.0" encoding="utf-8"?>
+<w:ftr xmlns:m="http://schemas.openxmlformats.org/officeDocument/2006/math" xmlns:mc="http://schemas.openxmlformats.org/markup-compatibility/2006" xmlns:mo="http://schemas.microsoft.com/office/mac/office/2008/main" xmlns:mv="urn:schemas-microsoft-com:mac:vml" xmlns:o="urn:schemas-microsoft-com:office:office" xmlns:r="http://schemas.openxmlformats.org/officeDocument/2006/relationships" xmlns:v="urn:schemas-microsoft-com:vml" xmlns:w10="urn:schemas-microsoft-com:office:word" xmlns:w14="http://schemas.microsoft.com/office/word/2010/wordml" xmlns:w="http://schemas.openxmlformats.org/wordprocessingml/2006/main" xmlns:wne="http://schemas.microsoft.com/office/word/2006/wordml" xmlns:wp14="http://schemas.microsoft.com/office/word/2010/wordprocessingDrawing" xmlns:wp="http://schemas.openxmlformats.org/drawingml/2006/wordprocessingDrawing" xmlns:wpc="http://schemas.microsoft.com/office/word/2010/wordprocessingCanvas" xmlns:wpg="http://schemas.microsoft.com/office/word/2010/wordprocessingGroup" xmlns:wpi="http://schemas.microsoft.com/office/word/2010/wordprocessingInk" xmlns:wps="http://schemas.microsoft.com/office/word/2010/wordprocessingShape" mc:Ignorable="w14 wp14">
+  <w:p>
+    <w:pPr>
+      <w:pStyle w:val="Footer"/>
+      <w:jc w:val="right"/>
+    </w:pPr>
+    <w:fldSimple w:instr="PAGE"/>
+  </w:p>
+</w:ftr>
 </file>
 
 <file path=word/numbering.xml><?xml version="1.0" encoding="utf-8"?>
@@ -772,7 +582,7 @@
   <w:docDefaults>
     <w:rPrDefault>
       <w:rPr>
-        <w:rFonts w:asciiTheme="minorHAnsi" w:eastAsiaTheme="minorEastAsia" w:hAnsiTheme="minorHAnsi" w:cstheme="minorBidi"/>
+        <w:rFonts/>
         <w:sz w:val="22"/>
         <w:szCs w:val="22"/>
         <w:lang w:val="en-US" w:eastAsia="en-US" w:bidi="ar-SA"/>
@@ -927,6 +737,15 @@
     <w:name w:val="Normal"/>
     <w:qFormat/>
     <w:rsid w:val="00FC693F"/>
+    <w:pPr>
+      <w:spacing w:after="120" w:line="259" w:lineRule="auto"/>
+    </w:pPr>
+    <w:rPr>
+      <w:rFonts w:ascii="Times New Roman" w:hAnsi="Times New Roman"/>
+      <w:color w:val="000000"/>
+      <w:sz w:val="24"/>
+      <w:lang w:val="ky-KG"/>
+    </w:rPr>
   </w:style>
   <w:style w:type="paragraph" w:styleId="Header">
     <w:name w:val="header"/>
@@ -983,16 +802,17 @@
     <w:pPr>
       <w:keepNext/>
       <w:keepLines/>
-      <w:spacing w:before="480" w:after="0"/>
+      <w:spacing w:before="480" w:after="120" w:line="259" w:lineRule="auto"/>
       <w:outlineLvl w:val="0"/>
     </w:pPr>
     <w:rPr>
-      <w:rFonts w:asciiTheme="majorHAnsi" w:eastAsiaTheme="majorEastAsia" w:hAnsiTheme="majorHAnsi" w:cstheme="majorBidi"/>
+      <w:rFonts w:ascii="Times New Roman" w:hAnsi="Times New Roman"/>
       <w:b/>
       <w:bCs/>
-      <w:color w:val="365F91" w:themeColor="accent1" w:themeShade="BF"/>
-      <w:sz w:val="28"/>
+      <w:color w:val="000000"/>
+      <w:sz w:val="26"/>
       <w:szCs w:val="28"/>
+      <w:lang w:val="ky-KG"/>
     </w:rPr>
   </w:style>
   <w:style w:type="paragraph" w:styleId="Heading2">
@@ -1007,16 +827,17 @@
     <w:pPr>
       <w:keepNext/>
       <w:keepLines/>
-      <w:spacing w:before="200" w:after="0"/>
+      <w:spacing w:before="200" w:after="120" w:line="259" w:lineRule="auto"/>
       <w:outlineLvl w:val="1"/>
     </w:pPr>
     <w:rPr>
-      <w:rFonts w:asciiTheme="majorHAnsi" w:eastAsiaTheme="majorEastAsia" w:hAnsiTheme="majorHAnsi" w:cstheme="majorBidi"/>
+      <w:rFonts w:ascii="Times New Roman" w:hAnsi="Times New Roman"/>
       <w:b/>
       <w:bCs/>
-      <w:color w:val="4F81BD" w:themeColor="accent1"/>
+      <w:color w:val="000000"/>
       <w:sz w:val="26"/>
       <w:szCs w:val="26"/>
+      <w:lang w:val="ky-KG"/>
     </w:rPr>
   </w:style>
   <w:style w:type="paragraph" w:styleId="Heading3">
@@ -1035,7 +856,7 @@
       <w:outlineLvl w:val="2"/>
     </w:pPr>
     <w:rPr>
-      <w:rFonts w:asciiTheme="majorHAnsi" w:eastAsiaTheme="majorEastAsia" w:hAnsiTheme="majorHAnsi" w:cstheme="majorBidi"/>
+      <w:rFonts/>
       <w:b/>
       <w:bCs/>
       <w:color w:val="4F81BD" w:themeColor="accent1"/>
@@ -1058,7 +879,7 @@
       <w:outlineLvl w:val="3"/>
     </w:pPr>
     <w:rPr>
-      <w:rFonts w:asciiTheme="majorHAnsi" w:eastAsiaTheme="majorEastAsia" w:hAnsiTheme="majorHAnsi" w:cstheme="majorBidi"/>
+      <w:rFonts/>
       <w:b/>
       <w:bCs/>
       <w:i/>
@@ -1083,7 +904,7 @@
       <w:outlineLvl w:val="4"/>
     </w:pPr>
     <w:rPr>
-      <w:rFonts w:asciiTheme="majorHAnsi" w:eastAsiaTheme="majorEastAsia" w:hAnsiTheme="majorHAnsi" w:cstheme="majorBidi"/>
+      <w:rFonts/>
       <w:color w:val="243F60" w:themeColor="accent1" w:themeShade="7F"/>
     </w:rPr>
   </w:style>
@@ -1104,7 +925,7 @@
       <w:outlineLvl w:val="5"/>
     </w:pPr>
     <w:rPr>
-      <w:rFonts w:asciiTheme="majorHAnsi" w:eastAsiaTheme="majorEastAsia" w:hAnsiTheme="majorHAnsi" w:cstheme="majorBidi"/>
+      <w:rFonts/>
       <w:i/>
       <w:iCs/>
       <w:color w:val="243F60" w:themeColor="accent1" w:themeShade="7F"/>
@@ -1127,7 +948,7 @@
       <w:outlineLvl w:val="6"/>
     </w:pPr>
     <w:rPr>
-      <w:rFonts w:asciiTheme="majorHAnsi" w:eastAsiaTheme="majorEastAsia" w:hAnsiTheme="majorHAnsi" w:cstheme="majorBidi"/>
+      <w:rFonts/>
       <w:i/>
       <w:iCs/>
       <w:color w:val="404040" w:themeColor="text1" w:themeTint="BF"/>
@@ -1150,7 +971,7 @@
       <w:outlineLvl w:val="7"/>
     </w:pPr>
     <w:rPr>
-      <w:rFonts w:asciiTheme="majorHAnsi" w:eastAsiaTheme="majorEastAsia" w:hAnsiTheme="majorHAnsi" w:cstheme="majorBidi"/>
+      <w:rFonts/>
       <w:color w:val="4F81BD" w:themeColor="accent1"/>
       <w:sz w:val="20"/>
       <w:szCs w:val="20"/>
@@ -1173,7 +994,7 @@
       <w:outlineLvl w:val="8"/>
     </w:pPr>
     <w:rPr>
-      <w:rFonts w:asciiTheme="majorHAnsi" w:eastAsiaTheme="majorEastAsia" w:hAnsiTheme="majorHAnsi" w:cstheme="majorBidi"/>
+      <w:rFonts/>
       <w:i/>
       <w:iCs/>
       <w:color w:val="404040" w:themeColor="text1" w:themeTint="BF"/>
@@ -1224,7 +1045,7 @@
     <w:uiPriority w:val="9"/>
     <w:rsid w:val="00FC693F"/>
     <w:rPr>
-      <w:rFonts w:asciiTheme="majorHAnsi" w:eastAsiaTheme="majorEastAsia" w:hAnsiTheme="majorHAnsi" w:cstheme="majorBidi"/>
+      <w:rFonts/>
       <w:b/>
       <w:bCs/>
       <w:color w:val="365F91" w:themeColor="accent1" w:themeShade="BF"/>
@@ -1239,7 +1060,7 @@
     <w:uiPriority w:val="9"/>
     <w:rsid w:val="00FC693F"/>
     <w:rPr>
-      <w:rFonts w:asciiTheme="majorHAnsi" w:eastAsiaTheme="majorEastAsia" w:hAnsiTheme="majorHAnsi" w:cstheme="majorBidi"/>
+      <w:rFonts/>
       <w:b/>
       <w:bCs/>
       <w:color w:val="4F81BD" w:themeColor="accent1"/>
@@ -1254,7 +1075,7 @@
     <w:uiPriority w:val="9"/>
     <w:rsid w:val="00FC693F"/>
     <w:rPr>
-      <w:rFonts w:asciiTheme="majorHAnsi" w:eastAsiaTheme="majorEastAsia" w:hAnsiTheme="majorHAnsi" w:cstheme="majorBidi"/>
+      <w:rFonts/>
       <w:b/>
       <w:bCs/>
       <w:color w:val="4F81BD" w:themeColor="accent1"/>
@@ -1269,19 +1090,17 @@
     <w:qFormat/>
     <w:rsid w:val="00FC693F"/>
     <w:pPr>
-      <w:pBdr>
-        <w:bottom w:val="single" w:sz="8" w:space="4" w:color="4F81BD" w:themeColor="accent1"/>
-      </w:pBdr>
-      <w:spacing w:after="300" w:line="240" w:lineRule="auto"/>
+      <w:spacing w:after="120" w:line="259" w:lineRule="auto"/>
       <w:contextualSpacing/>
     </w:pPr>
     <w:rPr>
-      <w:rFonts w:asciiTheme="majorHAnsi" w:eastAsiaTheme="majorEastAsia" w:hAnsiTheme="majorHAnsi" w:cstheme="majorBidi"/>
-      <w:color w:val="17365D" w:themeColor="text2" w:themeShade="BF"/>
+      <w:rFonts w:ascii="Times New Roman" w:hAnsi="Times New Roman"/>
+      <w:color w:val="000000"/>
       <w:spacing w:val="5"/>
       <w:kern w:val="28"/>
-      <w:sz w:val="52"/>
+      <w:sz w:val="40"/>
       <w:szCs w:val="52"/>
+      <w:lang w:val="ky-KG"/>
     </w:rPr>
   </w:style>
   <w:style w:type="character" w:customStyle="1" w:styleId="TitleChar">
@@ -1291,7 +1110,7 @@
     <w:uiPriority w:val="10"/>
     <w:rsid w:val="00FC693F"/>
     <w:rPr>
-      <w:rFonts w:asciiTheme="majorHAnsi" w:eastAsiaTheme="majorEastAsia" w:hAnsiTheme="majorHAnsi" w:cstheme="majorBidi"/>
+      <w:rFonts/>
       <w:color w:val="17365D" w:themeColor="text2" w:themeShade="BF"/>
       <w:spacing w:val="5"/>
       <w:kern w:val="28"/>
@@ -1313,7 +1132,7 @@
       </w:numPr>
     </w:pPr>
     <w:rPr>
-      <w:rFonts w:asciiTheme="majorHAnsi" w:eastAsiaTheme="majorEastAsia" w:hAnsiTheme="majorHAnsi" w:cstheme="majorBidi"/>
+      <w:rFonts/>
       <w:i/>
       <w:iCs/>
       <w:color w:val="4F81BD" w:themeColor="accent1"/>
@@ -1329,7 +1148,7 @@
     <w:uiPriority w:val="11"/>
     <w:rsid w:val="00FC693F"/>
     <w:rPr>
-      <w:rFonts w:asciiTheme="majorHAnsi" w:eastAsiaTheme="majorEastAsia" w:hAnsiTheme="majorHAnsi" w:cstheme="majorBidi"/>
+      <w:rFonts/>
       <w:i/>
       <w:iCs/>
       <w:color w:val="4F81BD" w:themeColor="accent1"/>
@@ -1454,8 +1273,15 @@
       <w:numPr>
         <w:numId w:val="1"/>
       </w:numPr>
+      <w:spacing w:after="120" w:line="259" w:lineRule="auto"/>
       <w:contextualSpacing/>
     </w:pPr>
+    <w:rPr>
+      <w:rFonts w:ascii="Times New Roman" w:hAnsi="Times New Roman"/>
+      <w:color w:val="000000"/>
+      <w:sz w:val="24"/>
+      <w:lang w:val="ky-KG"/>
+    </w:rPr>
   </w:style>
   <w:style w:type="paragraph" w:styleId="ListBullet2">
     <w:name w:val="List Bullet 2"/>
@@ -1627,7 +1453,7 @@
     <w:semiHidden/>
     <w:rsid w:val="00FC693F"/>
     <w:rPr>
-      <w:rFonts w:asciiTheme="majorHAnsi" w:eastAsiaTheme="majorEastAsia" w:hAnsiTheme="majorHAnsi" w:cstheme="majorBidi"/>
+      <w:rFonts/>
       <w:b/>
       <w:bCs/>
       <w:i/>
@@ -1643,7 +1469,7 @@
     <w:semiHidden/>
     <w:rsid w:val="00FC693F"/>
     <w:rPr>
-      <w:rFonts w:asciiTheme="majorHAnsi" w:eastAsiaTheme="majorEastAsia" w:hAnsiTheme="majorHAnsi" w:cstheme="majorBidi"/>
+      <w:rFonts/>
       <w:color w:val="243F60" w:themeColor="accent1" w:themeShade="7F"/>
     </w:rPr>
   </w:style>
@@ -1655,7 +1481,7 @@
     <w:semiHidden/>
     <w:rsid w:val="00FC693F"/>
     <w:rPr>
-      <w:rFonts w:asciiTheme="majorHAnsi" w:eastAsiaTheme="majorEastAsia" w:hAnsiTheme="majorHAnsi" w:cstheme="majorBidi"/>
+      <w:rFonts/>
       <w:i/>
       <w:iCs/>
       <w:color w:val="243F60" w:themeColor="accent1" w:themeShade="7F"/>
@@ -1669,7 +1495,7 @@
     <w:semiHidden/>
     <w:rsid w:val="00FC693F"/>
     <w:rPr>
-      <w:rFonts w:asciiTheme="majorHAnsi" w:eastAsiaTheme="majorEastAsia" w:hAnsiTheme="majorHAnsi" w:cstheme="majorBidi"/>
+      <w:rFonts/>
       <w:i/>
       <w:iCs/>
       <w:color w:val="404040" w:themeColor="text1" w:themeTint="BF"/>
@@ -1683,7 +1509,7 @@
     <w:semiHidden/>
     <w:rsid w:val="00FC693F"/>
     <w:rPr>
-      <w:rFonts w:asciiTheme="majorHAnsi" w:eastAsiaTheme="majorEastAsia" w:hAnsiTheme="majorHAnsi" w:cstheme="majorBidi"/>
+      <w:rFonts/>
       <w:color w:val="4F81BD" w:themeColor="accent1"/>
       <w:sz w:val="20"/>
       <w:szCs w:val="20"/>
@@ -1697,7 +1523,7 @@
     <w:semiHidden/>
     <w:rsid w:val="00FC693F"/>
     <w:rPr>
-      <w:rFonts w:asciiTheme="majorHAnsi" w:eastAsiaTheme="majorEastAsia" w:hAnsiTheme="majorHAnsi" w:cstheme="majorBidi"/>
+      <w:rFonts/>
       <w:i/>
       <w:iCs/>
       <w:color w:val="404040" w:themeColor="text1" w:themeTint="BF"/>
@@ -1756,9 +1582,6 @@
     <w:qFormat/>
     <w:rsid w:val="00FC693F"/>
     <w:pPr>
-      <w:pBdr>
-        <w:bottom w:val="single" w:sz="4" w:space="4" w:color="4F81BD" w:themeColor="accent1"/>
-      </w:pBdr>
       <w:spacing w:before="200" w:after="280"/>
       <w:ind w:left="936" w:right="936"/>
     </w:pPr>
@@ -3286,7 +3109,7 @@
         <w:spacing w:before="0" w:after="0" w:line="240" w:lineRule="auto"/>
       </w:pPr>
       <w:rPr>
-        <w:rFonts w:asciiTheme="majorHAnsi" w:eastAsiaTheme="majorEastAsia" w:hAnsiTheme="majorHAnsi" w:cstheme="majorBidi"/>
+        <w:rFonts/>
         <w:b/>
         <w:bCs/>
       </w:rPr>
@@ -3307,7 +3130,7 @@
         <w:spacing w:before="0" w:after="0" w:line="240" w:lineRule="auto"/>
       </w:pPr>
       <w:rPr>
-        <w:rFonts w:asciiTheme="majorHAnsi" w:eastAsiaTheme="majorEastAsia" w:hAnsiTheme="majorHAnsi" w:cstheme="majorBidi"/>
+        <w:rFonts/>
         <w:b/>
         <w:bCs/>
       </w:rPr>
@@ -3325,14 +3148,14 @@
     </w:tblStylePr>
     <w:tblStylePr w:type="firstCol">
       <w:rPr>
-        <w:rFonts w:asciiTheme="majorHAnsi" w:eastAsiaTheme="majorEastAsia" w:hAnsiTheme="majorHAnsi" w:cstheme="majorBidi"/>
+        <w:rFonts/>
         <w:b/>
         <w:bCs/>
       </w:rPr>
     </w:tblStylePr>
     <w:tblStylePr w:type="lastCol">
       <w:rPr>
-        <w:rFonts w:asciiTheme="majorHAnsi" w:eastAsiaTheme="majorEastAsia" w:hAnsiTheme="majorHAnsi" w:cstheme="majorBidi"/>
+        <w:rFonts/>
         <w:b/>
         <w:bCs/>
       </w:rPr>
@@ -3416,7 +3239,7 @@
         <w:spacing w:before="0" w:after="0" w:line="240" w:lineRule="auto"/>
       </w:pPr>
       <w:rPr>
-        <w:rFonts w:asciiTheme="majorHAnsi" w:eastAsiaTheme="majorEastAsia" w:hAnsiTheme="majorHAnsi" w:cstheme="majorBidi"/>
+        <w:rFonts/>
         <w:b/>
         <w:bCs/>
       </w:rPr>
@@ -3437,7 +3260,7 @@
         <w:spacing w:before="0" w:after="0" w:line="240" w:lineRule="auto"/>
       </w:pPr>
       <w:rPr>
-        <w:rFonts w:asciiTheme="majorHAnsi" w:eastAsiaTheme="majorEastAsia" w:hAnsiTheme="majorHAnsi" w:cstheme="majorBidi"/>
+        <w:rFonts/>
         <w:b/>
         <w:bCs/>
       </w:rPr>
@@ -3455,14 +3278,14 @@
     </w:tblStylePr>
     <w:tblStylePr w:type="firstCol">
       <w:rPr>
-        <w:rFonts w:asciiTheme="majorHAnsi" w:eastAsiaTheme="majorEastAsia" w:hAnsiTheme="majorHAnsi" w:cstheme="majorBidi"/>
+        <w:rFonts/>
         <w:b/>
         <w:bCs/>
       </w:rPr>
     </w:tblStylePr>
     <w:tblStylePr w:type="lastCol">
       <w:rPr>
-        <w:rFonts w:asciiTheme="majorHAnsi" w:eastAsiaTheme="majorEastAsia" w:hAnsiTheme="majorHAnsi" w:cstheme="majorBidi"/>
+        <w:rFonts/>
         <w:b/>
         <w:bCs/>
       </w:rPr>
@@ -3546,7 +3369,7 @@
         <w:spacing w:before="0" w:after="0" w:line="240" w:lineRule="auto"/>
       </w:pPr>
       <w:rPr>
-        <w:rFonts w:asciiTheme="majorHAnsi" w:eastAsiaTheme="majorEastAsia" w:hAnsiTheme="majorHAnsi" w:cstheme="majorBidi"/>
+        <w:rFonts/>
         <w:b/>
         <w:bCs/>
       </w:rPr>
@@ -3567,7 +3390,7 @@
         <w:spacing w:before="0" w:after="0" w:line="240" w:lineRule="auto"/>
       </w:pPr>
       <w:rPr>
-        <w:rFonts w:asciiTheme="majorHAnsi" w:eastAsiaTheme="majorEastAsia" w:hAnsiTheme="majorHAnsi" w:cstheme="majorBidi"/>
+        <w:rFonts/>
         <w:b/>
         <w:bCs/>
       </w:rPr>
@@ -3585,14 +3408,14 @@
     </w:tblStylePr>
     <w:tblStylePr w:type="firstCol">
       <w:rPr>
-        <w:rFonts w:asciiTheme="majorHAnsi" w:eastAsiaTheme="majorEastAsia" w:hAnsiTheme="majorHAnsi" w:cstheme="majorBidi"/>
+        <w:rFonts/>
         <w:b/>
         <w:bCs/>
       </w:rPr>
     </w:tblStylePr>
     <w:tblStylePr w:type="lastCol">
       <w:rPr>
-        <w:rFonts w:asciiTheme="majorHAnsi" w:eastAsiaTheme="majorEastAsia" w:hAnsiTheme="majorHAnsi" w:cstheme="majorBidi"/>
+        <w:rFonts/>
         <w:b/>
         <w:bCs/>
       </w:rPr>
@@ -3676,7 +3499,7 @@
         <w:spacing w:before="0" w:after="0" w:line="240" w:lineRule="auto"/>
       </w:pPr>
       <w:rPr>
-        <w:rFonts w:asciiTheme="majorHAnsi" w:eastAsiaTheme="majorEastAsia" w:hAnsiTheme="majorHAnsi" w:cstheme="majorBidi"/>
+        <w:rFonts/>
         <w:b/>
         <w:bCs/>
       </w:rPr>
@@ -3697,7 +3520,7 @@
         <w:spacing w:before="0" w:after="0" w:line="240" w:lineRule="auto"/>
       </w:pPr>
       <w:rPr>
-        <w:rFonts w:asciiTheme="majorHAnsi" w:eastAsiaTheme="majorEastAsia" w:hAnsiTheme="majorHAnsi" w:cstheme="majorBidi"/>
+        <w:rFonts/>
         <w:b/>
         <w:bCs/>
       </w:rPr>
@@ -3715,14 +3538,14 @@
     </w:tblStylePr>
     <w:tblStylePr w:type="firstCol">
       <w:rPr>
-        <w:rFonts w:asciiTheme="majorHAnsi" w:eastAsiaTheme="majorEastAsia" w:hAnsiTheme="majorHAnsi" w:cstheme="majorBidi"/>
+        <w:rFonts/>
         <w:b/>
         <w:bCs/>
       </w:rPr>
     </w:tblStylePr>
     <w:tblStylePr w:type="lastCol">
       <w:rPr>
-        <w:rFonts w:asciiTheme="majorHAnsi" w:eastAsiaTheme="majorEastAsia" w:hAnsiTheme="majorHAnsi" w:cstheme="majorBidi"/>
+        <w:rFonts/>
         <w:b/>
         <w:bCs/>
       </w:rPr>
@@ -3806,7 +3629,7 @@
         <w:spacing w:before="0" w:after="0" w:line="240" w:lineRule="auto"/>
       </w:pPr>
       <w:rPr>
-        <w:rFonts w:asciiTheme="majorHAnsi" w:eastAsiaTheme="majorEastAsia" w:hAnsiTheme="majorHAnsi" w:cstheme="majorBidi"/>
+        <w:rFonts/>
         <w:b/>
         <w:bCs/>
       </w:rPr>
@@ -3827,7 +3650,7 @@
         <w:spacing w:before="0" w:after="0" w:line="240" w:lineRule="auto"/>
       </w:pPr>
       <w:rPr>
-        <w:rFonts w:asciiTheme="majorHAnsi" w:eastAsiaTheme="majorEastAsia" w:hAnsiTheme="majorHAnsi" w:cstheme="majorBidi"/>
+        <w:rFonts/>
         <w:b/>
         <w:bCs/>
       </w:rPr>
@@ -3845,14 +3668,14 @@
     </w:tblStylePr>
     <w:tblStylePr w:type="firstCol">
       <w:rPr>
-        <w:rFonts w:asciiTheme="majorHAnsi" w:eastAsiaTheme="majorEastAsia" w:hAnsiTheme="majorHAnsi" w:cstheme="majorBidi"/>
+        <w:rFonts/>
         <w:b/>
         <w:bCs/>
       </w:rPr>
     </w:tblStylePr>
     <w:tblStylePr w:type="lastCol">
       <w:rPr>
-        <w:rFonts w:asciiTheme="majorHAnsi" w:eastAsiaTheme="majorEastAsia" w:hAnsiTheme="majorHAnsi" w:cstheme="majorBidi"/>
+        <w:rFonts/>
         <w:b/>
         <w:bCs/>
       </w:rPr>
@@ -3936,7 +3759,7 @@
         <w:spacing w:before="0" w:after="0" w:line="240" w:lineRule="auto"/>
       </w:pPr>
       <w:rPr>
-        <w:rFonts w:asciiTheme="majorHAnsi" w:eastAsiaTheme="majorEastAsia" w:hAnsiTheme="majorHAnsi" w:cstheme="majorBidi"/>
+        <w:rFonts/>
         <w:b/>
         <w:bCs/>
       </w:rPr>
@@ -3957,7 +3780,7 @@
         <w:spacing w:before="0" w:after="0" w:line="240" w:lineRule="auto"/>
       </w:pPr>
       <w:rPr>
-        <w:rFonts w:asciiTheme="majorHAnsi" w:eastAsiaTheme="majorEastAsia" w:hAnsiTheme="majorHAnsi" w:cstheme="majorBidi"/>
+        <w:rFonts/>
         <w:b/>
         <w:bCs/>
       </w:rPr>
@@ -3975,14 +3798,14 @@
     </w:tblStylePr>
     <w:tblStylePr w:type="firstCol">
       <w:rPr>
-        <w:rFonts w:asciiTheme="majorHAnsi" w:eastAsiaTheme="majorEastAsia" w:hAnsiTheme="majorHAnsi" w:cstheme="majorBidi"/>
+        <w:rFonts/>
         <w:b/>
         <w:bCs/>
       </w:rPr>
     </w:tblStylePr>
     <w:tblStylePr w:type="lastCol">
       <w:rPr>
-        <w:rFonts w:asciiTheme="majorHAnsi" w:eastAsiaTheme="majorEastAsia" w:hAnsiTheme="majorHAnsi" w:cstheme="majorBidi"/>
+        <w:rFonts/>
         <w:b/>
         <w:bCs/>
       </w:rPr>
@@ -4066,7 +3889,7 @@
         <w:spacing w:before="0" w:after="0" w:line="240" w:lineRule="auto"/>
       </w:pPr>
       <w:rPr>
-        <w:rFonts w:asciiTheme="majorHAnsi" w:eastAsiaTheme="majorEastAsia" w:hAnsiTheme="majorHAnsi" w:cstheme="majorBidi"/>
+        <w:rFonts/>
         <w:b/>
         <w:bCs/>
       </w:rPr>
@@ -4087,7 +3910,7 @@
         <w:spacing w:before="0" w:after="0" w:line="240" w:lineRule="auto"/>
       </w:pPr>
       <w:rPr>
-        <w:rFonts w:asciiTheme="majorHAnsi" w:eastAsiaTheme="majorEastAsia" w:hAnsiTheme="majorHAnsi" w:cstheme="majorBidi"/>
+        <w:rFonts/>
         <w:b/>
         <w:bCs/>
       </w:rPr>
@@ -4105,14 +3928,14 @@
     </w:tblStylePr>
     <w:tblStylePr w:type="firstCol">
       <w:rPr>
-        <w:rFonts w:asciiTheme="majorHAnsi" w:eastAsiaTheme="majorEastAsia" w:hAnsiTheme="majorHAnsi" w:cstheme="majorBidi"/>
+        <w:rFonts/>
         <w:b/>
         <w:bCs/>
       </w:rPr>
     </w:tblStylePr>
     <w:tblStylePr w:type="lastCol">
       <w:rPr>
-        <w:rFonts w:asciiTheme="majorHAnsi" w:eastAsiaTheme="majorEastAsia" w:hAnsiTheme="majorHAnsi" w:cstheme="majorBidi"/>
+        <w:rFonts/>
         <w:b/>
         <w:bCs/>
       </w:rPr>
@@ -5977,7 +5800,7 @@
     </w:tblPr>
     <w:tblStylePr w:type="firstRow">
       <w:rPr>
-        <w:rFonts w:asciiTheme="majorHAnsi" w:eastAsiaTheme="majorEastAsia" w:hAnsiTheme="majorHAnsi" w:cstheme="majorBidi"/>
+        <w:rFonts/>
       </w:rPr>
       <w:tblPr/>
       <w:tcPr>
@@ -6061,7 +5884,7 @@
     </w:tblPr>
     <w:tblStylePr w:type="firstRow">
       <w:rPr>
-        <w:rFonts w:asciiTheme="majorHAnsi" w:eastAsiaTheme="majorEastAsia" w:hAnsiTheme="majorHAnsi" w:cstheme="majorBidi"/>
+        <w:rFonts/>
       </w:rPr>
       <w:tblPr/>
       <w:tcPr>
@@ -6145,7 +5968,7 @@
     </w:tblPr>
     <w:tblStylePr w:type="firstRow">
       <w:rPr>
-        <w:rFonts w:asciiTheme="majorHAnsi" w:eastAsiaTheme="majorEastAsia" w:hAnsiTheme="majorHAnsi" w:cstheme="majorBidi"/>
+        <w:rFonts/>
       </w:rPr>
       <w:tblPr/>
       <w:tcPr>
@@ -6229,7 +6052,7 @@
     </w:tblPr>
     <w:tblStylePr w:type="firstRow">
       <w:rPr>
-        <w:rFonts w:asciiTheme="majorHAnsi" w:eastAsiaTheme="majorEastAsia" w:hAnsiTheme="majorHAnsi" w:cstheme="majorBidi"/>
+        <w:rFonts/>
       </w:rPr>
       <w:tblPr/>
       <w:tcPr>
@@ -6313,7 +6136,7 @@
     </w:tblPr>
     <w:tblStylePr w:type="firstRow">
       <w:rPr>
-        <w:rFonts w:asciiTheme="majorHAnsi" w:eastAsiaTheme="majorEastAsia" w:hAnsiTheme="majorHAnsi" w:cstheme="majorBidi"/>
+        <w:rFonts/>
       </w:rPr>
       <w:tblPr/>
       <w:tcPr>
@@ -6397,7 +6220,7 @@
     </w:tblPr>
     <w:tblStylePr w:type="firstRow">
       <w:rPr>
-        <w:rFonts w:asciiTheme="majorHAnsi" w:eastAsiaTheme="majorEastAsia" w:hAnsiTheme="majorHAnsi" w:cstheme="majorBidi"/>
+        <w:rFonts/>
       </w:rPr>
       <w:tblPr/>
       <w:tcPr>
@@ -6481,7 +6304,7 @@
     </w:tblPr>
     <w:tblStylePr w:type="firstRow">
       <w:rPr>
-        <w:rFonts w:asciiTheme="majorHAnsi" w:eastAsiaTheme="majorEastAsia" w:hAnsiTheme="majorHAnsi" w:cstheme="majorBidi"/>
+        <w:rFonts/>
       </w:rPr>
       <w:tblPr/>
       <w:tcPr>
@@ -6546,7 +6369,7 @@
       <w:spacing w:after="0" w:line="240" w:lineRule="auto"/>
     </w:pPr>
     <w:rPr>
-      <w:rFonts w:asciiTheme="majorHAnsi" w:eastAsiaTheme="majorEastAsia" w:hAnsiTheme="majorHAnsi" w:cstheme="majorBidi"/>
+      <w:rFonts/>
       <w:color w:val="000000" w:themeColor="text1"/>
     </w:rPr>
     <w:tblPr>
@@ -6674,7 +6497,7 @@
       <w:spacing w:after="0" w:line="240" w:lineRule="auto"/>
     </w:pPr>
     <w:rPr>
-      <w:rFonts w:asciiTheme="majorHAnsi" w:eastAsiaTheme="majorEastAsia" w:hAnsiTheme="majorHAnsi" w:cstheme="majorBidi"/>
+      <w:rFonts/>
       <w:color w:val="000000" w:themeColor="text1"/>
     </w:rPr>
     <w:tblPr>
@@ -6802,7 +6625,7 @@
       <w:spacing w:after="0" w:line="240" w:lineRule="auto"/>
     </w:pPr>
     <w:rPr>
-      <w:rFonts w:asciiTheme="majorHAnsi" w:eastAsiaTheme="majorEastAsia" w:hAnsiTheme="majorHAnsi" w:cstheme="majorBidi"/>
+      <w:rFonts/>
       <w:color w:val="000000" w:themeColor="text1"/>
     </w:rPr>
     <w:tblPr>
@@ -6930,7 +6753,7 @@
       <w:spacing w:after="0" w:line="240" w:lineRule="auto"/>
     </w:pPr>
     <w:rPr>
-      <w:rFonts w:asciiTheme="majorHAnsi" w:eastAsiaTheme="majorEastAsia" w:hAnsiTheme="majorHAnsi" w:cstheme="majorBidi"/>
+      <w:rFonts/>
       <w:color w:val="000000" w:themeColor="text1"/>
     </w:rPr>
     <w:tblPr>
@@ -7058,7 +6881,7 @@
       <w:spacing w:after="0" w:line="240" w:lineRule="auto"/>
     </w:pPr>
     <w:rPr>
-      <w:rFonts w:asciiTheme="majorHAnsi" w:eastAsiaTheme="majorEastAsia" w:hAnsiTheme="majorHAnsi" w:cstheme="majorBidi"/>
+      <w:rFonts/>
       <w:color w:val="000000" w:themeColor="text1"/>
     </w:rPr>
     <w:tblPr>
@@ -7186,7 +7009,7 @@
       <w:spacing w:after="0" w:line="240" w:lineRule="auto"/>
     </w:pPr>
     <w:rPr>
-      <w:rFonts w:asciiTheme="majorHAnsi" w:eastAsiaTheme="majorEastAsia" w:hAnsiTheme="majorHAnsi" w:cstheme="majorBidi"/>
+      <w:rFonts/>
       <w:color w:val="000000" w:themeColor="text1"/>
     </w:rPr>
     <w:tblPr>
@@ -7314,7 +7137,7 @@
       <w:spacing w:after="0" w:line="240" w:lineRule="auto"/>
     </w:pPr>
     <w:rPr>
-      <w:rFonts w:asciiTheme="majorHAnsi" w:eastAsiaTheme="majorEastAsia" w:hAnsiTheme="majorHAnsi" w:cstheme="majorBidi"/>
+      <w:rFonts/>
       <w:color w:val="000000" w:themeColor="text1"/>
     </w:rPr>
     <w:tblPr>
@@ -7953,7 +7776,7 @@
       <w:spacing w:after="0" w:line="240" w:lineRule="auto"/>
     </w:pPr>
     <w:rPr>
-      <w:rFonts w:asciiTheme="majorHAnsi" w:eastAsiaTheme="majorEastAsia" w:hAnsiTheme="majorHAnsi" w:cstheme="majorBidi"/>
+      <w:rFonts/>
       <w:color w:val="000000" w:themeColor="text1"/>
     </w:rPr>
     <w:tblPr>
@@ -8078,7 +7901,7 @@
       <w:spacing w:after="0" w:line="240" w:lineRule="auto"/>
     </w:pPr>
     <w:rPr>
-      <w:rFonts w:asciiTheme="majorHAnsi" w:eastAsiaTheme="majorEastAsia" w:hAnsiTheme="majorHAnsi" w:cstheme="majorBidi"/>
+      <w:rFonts/>
       <w:color w:val="000000" w:themeColor="text1"/>
     </w:rPr>
     <w:tblPr>
@@ -8203,7 +8026,7 @@
       <w:spacing w:after="0" w:line="240" w:lineRule="auto"/>
     </w:pPr>
     <w:rPr>
-      <w:rFonts w:asciiTheme="majorHAnsi" w:eastAsiaTheme="majorEastAsia" w:hAnsiTheme="majorHAnsi" w:cstheme="majorBidi"/>
+      <w:rFonts/>
       <w:color w:val="000000" w:themeColor="text1"/>
     </w:rPr>
     <w:tblPr>
@@ -8328,7 +8151,7 @@
       <w:spacing w:after="0" w:line="240" w:lineRule="auto"/>
     </w:pPr>
     <w:rPr>
-      <w:rFonts w:asciiTheme="majorHAnsi" w:eastAsiaTheme="majorEastAsia" w:hAnsiTheme="majorHAnsi" w:cstheme="majorBidi"/>
+      <w:rFonts/>
       <w:color w:val="000000" w:themeColor="text1"/>
     </w:rPr>
     <w:tblPr>
@@ -8453,7 +8276,7 @@
       <w:spacing w:after="0" w:line="240" w:lineRule="auto"/>
     </w:pPr>
     <w:rPr>
-      <w:rFonts w:asciiTheme="majorHAnsi" w:eastAsiaTheme="majorEastAsia" w:hAnsiTheme="majorHAnsi" w:cstheme="majorBidi"/>
+      <w:rFonts/>
       <w:color w:val="000000" w:themeColor="text1"/>
     </w:rPr>
     <w:tblPr>
@@ -8578,7 +8401,7 @@
       <w:spacing w:after="0" w:line="240" w:lineRule="auto"/>
     </w:pPr>
     <w:rPr>
-      <w:rFonts w:asciiTheme="majorHAnsi" w:eastAsiaTheme="majorEastAsia" w:hAnsiTheme="majorHAnsi" w:cstheme="majorBidi"/>
+      <w:rFonts/>
       <w:color w:val="000000" w:themeColor="text1"/>
     </w:rPr>
     <w:tblPr>
@@ -8703,7 +8526,7 @@
       <w:spacing w:after="0" w:line="240" w:lineRule="auto"/>
     </w:pPr>
     <w:rPr>
-      <w:rFonts w:asciiTheme="majorHAnsi" w:eastAsiaTheme="majorEastAsia" w:hAnsiTheme="majorHAnsi" w:cstheme="majorBidi"/>
+      <w:rFonts/>
       <w:color w:val="000000" w:themeColor="text1"/>
     </w:rPr>
     <w:tblPr>
